--- a/Plano_Jornada_PIPE.docx
+++ b/Plano_Jornada_PIPE.docx
@@ -2252,6 +2252,13 @@
               </w:rPr>
               <w:t xml:space="preserve">Radar de Oportunidades &amp; Caça-Problemas</w:t>
             </w:r>
+            <w:r>
+              <w:rPr>
+                <w:b w:val="0"/>
+                <w:sz w:val="20"/>
+              </w:rPr>
+              <w:t>; Agregador de Dores</w:t>
+            </w:r>
           </w:p>
         </w:tc>
         <w:tc>
@@ -3777,6 +3784,10 @@
       <w:r>
         <w:t xml:space="preserve">Mapa do Ecossistema de Fomento · Termo de Abertura da Startup</w:t>
       </w:r>
+      <w:r>
+        <w:rPr/>
+        <w:t xml:space="preserve">  ·  Agregador de Dores  ·  Banco de Ideias (ponto de partida)</w:t>
+      </w:r>
     </w:p>
     <w:p>
       <w:pPr>
@@ -3872,6 +3883,10 @@
       <w:r>
         <w:t xml:space="preserve">20–80 min — Grupos cadastram dores no Radar de Oportunidades e plotam na matriz.</w:t>
       </w:r>
+      <w:r>
+        <w:rPr/>
+        <w:t xml:space="preserve"> Começam pelo Agregador de Dores — despejam e classificam as dores por frequência × intensidade para definir público e nome — e levam as priorizadas ao Radar.</w:t>
+      </w:r>
     </w:p>
     <w:p>
       <w:pPr>
@@ -3914,6 +3929,10 @@
       <w:r>
         <w:t xml:space="preserve">Radar de Oportunidades &amp; Caça-Problemas</w:t>
       </w:r>
+      <w:r>
+        <w:rPr/>
+        <w:t xml:space="preserve">  ·  Agregador de Dores</w:t>
+      </w:r>
     </w:p>
     <w:p>
       <w:pPr>
@@ -5379,7 +5398,7 @@
         <w:spacing w:after="120"/>
       </w:pPr>
       <w:r>
-        <w:t xml:space="preserve">Treze ferramentas interativas, em arquivos HTML autônomos (abrem em qualquer navegador, sem instalação). Salvam o progresso no próprio navegador e exportam o conteúdo em texto ou PDF para compor a proposta.</w:t>
+        <w:t>Catorze ferramentas interativas, em arquivos HTML autônomos (abrem em qualquer navegador, sem instalação). Salvam o progresso no próprio navegador e exportam o conteúdo em texto ou PDF para compor a proposta.</w:t>
       </w:r>
     </w:p>
     <w:tbl>
@@ -5706,6 +5725,50 @@
         <w:tc>
           <w:tcPr>
             <w:tcW w:type="dxa" w:w="3200"/>
+          </w:tcPr>
+          <w:p>
+            <w:r>
+              <w:rPr>
+                <w:b/>
+                <w:sz w:val="20"/>
+              </w:rPr>
+              <w:t>Agregador de Dores</w:t>
+            </w:r>
+          </w:p>
+        </w:tc>
+        <w:tc>
+          <w:tcPr>
+            <w:tcW w:type="dxa" w:w="4760"/>
+          </w:tcPr>
+          <w:p>
+            <w:r>
+              <w:rPr>
+                <w:b w:val="0"/>
+                <w:sz w:val="20"/>
+              </w:rPr>
+              <w:t>Agrega e classifica dores (frequência × intensidade) para achar a dor-foco, o público e o nome da startup.</w:t>
+            </w:r>
+          </w:p>
+        </w:tc>
+        <w:tc>
+          <w:tcPr>
+            <w:tcW w:type="dxa" w:w="1400"/>
+          </w:tcPr>
+          <w:p>
+            <w:r>
+              <w:rPr>
+                <w:b w:val="0"/>
+                <w:sz w:val="20"/>
+              </w:rPr>
+              <w:t>1–2</w:t>
+            </w:r>
+          </w:p>
+        </w:tc>
+      </w:tr>
+      <w:tr>
+        <w:tc>
+          <w:tcPr>
+            <w:tcW w:type="dxa" w:w="3200"/>
             <w:tcBorders>
               <w:top w:val="single" w:color="D7DCE5" w:sz="1"/>
               <w:left w:val="single" w:color="D7DCE5" w:sz="1"/>
@@ -8189,7 +8252,7 @@
         <w:spacing w:after="40"/>
       </w:pPr>
       <w:r>
-        <w:t xml:space="preserve">Hub e 13 widgets interativos da Jornada PIPE.</w:t>
+        <w:t>Hub e 14 widgets interativos da Jornada PIPE.</w:t>
       </w:r>
     </w:p>
     <w:p>
